--- a/kawasaki_project/01_第10期_最新版成果品/川崎町_保険料_県内比較分析・要因分析.docx
+++ b/kawasaki_project/01_第10期_最新版成果品/川崎町_保険料_県内比較分析・要因分析.docx
@@ -11672,7 +11672,7 @@
           <w:sz w:val="17"/>
           <w:szCs w:val="17"/>
         </w:rPr>
-        <w:t xml:space="preserve">※ この区別は金ヶ崎町案件で『県内最低水準の保険料』という表現を将来推計との整合リスクから保留とした方針と同一の考え方。断定的な水準表現は避け、構造的根拠とともに記述する。</w:t>
+        <w:t xml:space="preserve">※ 『県内最低水準の保険料』のような断定的な水準表現は、将来推計との整合が崩れたときに説明が立たなくなるため用いない。水準そのものではなく、その水準になっている構造的な根拠を示す書き方とする。</w:t>
       </w:r>
     </w:p>
     <w:p>
